--- a/dissertation/00-introduction.docx
+++ b/dissertation/00-introduction.docx
@@ -71,7 +71,7 @@
           <w:sz w:val="28"/>
           <w:szCs w:val="28"/>
         </w:rPr>
-        <w:t xml:space="preserve">IT-отрасль испытала на себе один из наиболее концентрированных ударов среди отраслей российской экономики. Уход поставщиков лицензионного программного обеспечения, платформ разработки и облачной инфраструктуры, ограничения на экспорт полупроводников и телекоммуникационного оборудования, блокировка доступа к зарубежным репозиториям и международным платёжным системам затронули практически весь технологический стек отрасли одновременно. Подобная концентрация обусловлена структурными характеристиками отрасли — высокой зависимостью от зарубежных технологических решений, значимой ролью человеческого капитала и расходов на исследования и разработки, интенсивными международными партнёрскими связями и вовлечённостью в глобальные рынки сбыта, — которые делают IT-компанию восприимчивой к санкционному воздействию не через один, а через несколько параллельных каналов.</w:t>
+        <w:t xml:space="preserve">IT-отрасль испытала на себе один из наиболее концентрированных ударов среди отраслей российской экономики. Уход поставщиков лицензионного программного обеспечения, платформ разработки и облачной инфраструктуры, ограничения на экспорт полупроводников и телекоммуникационного оборудования, блокировка доступа к зарубежным репозиториям и международным платёжным системам затронули практически весь технологический стек отрасли одновременно. Подобная концентрация обусловлена структурными характеристиками отрасли — высокой зависимостью от зарубежных технологических решений, значимой ролью человеческого капитала и расходов на исследования и разработки, интенсивными международными партнёрскими связями и вовлечённостью в глобальные рынки сбыта, — которые делают IT-компанию восприимчивой к санкционному воздействию не через один, а через несколько параллельных каналов. Существенно при этом, что уязвимость отрасли не тождественна её однонаправленному упадку: часть компаний, преимущественно осуществлявших интеграцию зарубежных решений, столкнулась с прямой утратой продуктовой базы, тогда как часть компаний, специализирующихся на разработке отечественных решений, получила возможность расширения рыночной доли за счёт сегментов, освобождённых уходом иностранных конкурентов, — то есть один и тот же шок одновременно выступает источником уязвимости для одних компаний и адаптационным потенциалом для других, что и образует содержательную вариацию, необходимую для последующего эконометрического анализа.</w:t>
       </w:r>
     </w:p>
     <w:p>
@@ -86,7 +86,7 @@
           <w:sz w:val="28"/>
           <w:szCs w:val="28"/>
         </w:rPr>
-        <w:t xml:space="preserve">Существенно, что реакция компаний отрасли на данное воздействие не сводится к изменению финансовых показателей — выручки, прибыли, рентабельности или рыночной капитализации. Санкционный шок способен инициировать изменение продуктового портфеля, состава ключевых ресурсов и партнёрской сети, географии и структуры каналов сбыта, состава клиентских сегментов, структуры доходов и издержек — то есть системную трансформацию бизнес-модели компании как целостной логики создания, доставки и присвоения ценности. Именно данное обстоятельство образует научную проблему, выходящую за пределы констатации факта санкционного давления: каким образом подобную системную трансформацию измерить количественно и как отделить её от эффекта иных, одновременно действующих факторов внешней среды — общих макроэкономических шоков, государственной политики поддержки отрасли, изменения курса рубля?</w:t>
+        <w:t xml:space="preserve">Существенно, что реакция компаний отрасли на данное воздействие не сводится к изменению финансовых показателей — выручки, прибыли, рентабельности или рыночной капитализации. Санкционный шок способен инициировать изменение продуктового портфеля, состава ключевых ресурсов и партнёрской сети, географии и структуры каналов сбыта, состава клиентских сегментов, структуры доходов и издержек — то есть системную трансформацию бизнес-модели компании как целостной логики создания, доставки и присвоения ценности. Именно данное обстоятельство переводит проблему из области констатации факта санкционного давления в область измерения: прежде чем оценивать влияние санкций на бизнес-модель, необходимо располагать инструментом, позволяющим зафиксировать саму трансформацию количественно, — задача, не сводимая к простому сопоставлению финансовой отчётности за разные периоды.</w:t>
       </w:r>
     </w:p>
     <w:p>
@@ -101,7 +101,7 @@
           <w:sz w:val="28"/>
           <w:szCs w:val="28"/>
         </w:rPr>
-        <w:t xml:space="preserve">Обращение к существующей научной литературе показывает, что данный вопрос закрыт лишь частично. Одни исследования измеряют последствия санкций на макроэкономическом уровне, не фиксируя неоднородность реакции отдельных фирм. Другие используют в качестве зависимой переменной агрегированные финансовые показатели, не операционализируя структурную трансформацию бизнес-модели как таковую. Третьи рассматривают адаптацию компаний к шоку качественно, посредством кейс-исследований, не переходя к статистически проверяемой количественной модели. Четвёртые исследуют бизнес-модель как теоретический и измерительный конструкт вне связи с квазиэкспериментальной оценкой конкретного внешнего шока. Пятые применяют отдельные эконометрические методы причинного анализа, не имея операционализированной зависимой переменной, адекватной задаче измерения системной трансформации. Каждое из направлений методологически состоятельно в границах собственного предмета, однако их интеграция — то есть целостный, воспроизводимый инструментарий, объединяющий измерение санкционного воздействия, операционализацию трансформации бизнес-модели, причинную идентификацию эффекта и проверку устойчивости результатов, — в рассмотренной совокупности литературы не выявлена. Данное обстоятельство обусловливает необходимость разработки специальной комплексной эконометрической методики, а не выбора одного из существующих методов в готовом виде, что и составляет центральную задачу настоящего диссертационного исследования.</w:t>
+        <w:t xml:space="preserve">Данная задача измерения, в свою очередь, неотделима от задачи причинной, а не просто описательной оценки: зафиксировать факт изменения бизнес-модели недостаточно, поскольку подобное изменение может быть вызвано не только санкционным давлением, но и общими макроэкономическими шоками, изменением курса рубля или мерами государственной поддержки, действующими зачастую в том же направлении и одновременно с санкциями. Задача, таким образом, состоит не только в измерении трансформации бизнес-модели, но и в эконометрической идентификации той её части, которая причинно связана именно с интенсивностью санкционного воздействия на конкретную компанию, — задача, требующая одновременно предопределённой меры экспозиции и статистически состоятельной идентификационной стратегии.</w:t>
       </w:r>
     </w:p>
     <w:p>
@@ -113,6 +113,21 @@
       <w:r>
         <w:rPr>
           <w:rFonts w:ascii="Times New Roman" w:cs="Times New Roman" w:eastAsia="Times New Roman" w:hAnsi="Times New Roman"/>
+          <w:sz w:val="28"/>
+          <w:szCs w:val="28"/>
+        </w:rPr>
+        <w:t xml:space="preserve">Обращение к существующей научной литературе показывает, что данный вопрос закрыт лишь частично. Одни исследования измеряют последствия санкций на макроэкономическом уровне, не фиксируя неоднородность реакции отдельных фирм. Другие используют в качестве зависимой переменной агрегированные финансовые показатели, не операционализируя структурную трансформацию бизнес-модели как таковую. Третьи рассматривают адаптацию компаний к шоку качественно, посредством кейс-исследований, не переходя к статистически проверяемой количественной модели. Четвёртые исследуют бизнес-модель как теоретический и измерительный конструкт вне связи с квазиэкспериментальной оценкой конкретного внешнего шока. Пятые применяют отдельные эконометрические методы причинного анализа, не имея операционализированной зависимой переменной, адекватной задаче измерения системной трансформации. Каждое из направлений методологически состоятельно в границах собственного предмета, однако их интеграция — то есть целостный, воспроизводимый инструментарий, объединяющий измерение санкционного воздействия, операционализацию трансформации бизнес-модели, причинную идентификацию эффекта и проверку устойчивости результатов, — в рассмотренной совокупности литературы не выявлена. Данное обстоятельство обусловливает необходимость разработки специальной комплексной эконометрической методики, а не выбора одного из существующих методов в готовом виде, что и составляет центральную задачу настоящего диссертационного исследования.</w:t>
+      </w:r>
+    </w:p>
+    <w:p>
+      <w:pPr>
+        <w:spacing w:after="160" w:before="0" w:line="360" w:lineRule="auto"/>
+        <w:ind w:firstLine="709"/>
+        <w:jc w:val="both"/>
+      </w:pPr>
+      <w:r>
+        <w:rPr>
+          <w:rFonts w:ascii="Times New Roman" w:cs="Times New Roman" w:eastAsia="Times New Roman" w:hAnsi="Times New Roman"/>
           <w:b/>
           <w:bCs/>
           <w:sz w:val="28"/>
@@ -126,7 +141,7 @@
           <w:sz w:val="28"/>
           <w:szCs w:val="28"/>
         </w:rPr>
-        <w:t xml:space="preserve"> Систематический обзор литературы позволяет выделить семь относительно самостоятельных научных направлений, совокупность которых образует концептуальную базу настоящего исследования, но ни одно из которых по отдельности не закрывает поставленную научную задачу.</w:t>
+        <w:t xml:space="preserve"> Систематический обзор литературы позволяет выделить семь относительно самостоятельных научных направлений, совокупность которых образует концептуальную базу настоящего исследования, но ни одно из которых по отдельности не закрывает поставленную научную задачу. Ниже данные направления представлены в компактной, картографической форме; их последовательный критический анализ, включая разбор конкретных теоретических традиций и методов измерения, составляет содержание первой главы диссертации.</w:t>
       </w:r>
     </w:p>
     <w:p>
@@ -141,7 +156,7 @@
           <w:sz w:val="28"/>
           <w:szCs w:val="28"/>
         </w:rPr>
-        <w:t xml:space="preserve">Первое направление образуют исследования экономических последствий санкций на макроэкономическом уровне. Монография Хафбауэра, Шотта, Эллиотт и Оегг, проанализировавшая 204 санкционных эпизода начиная с 1914 г., установила, что санкции достигают заявленных политических целей лишь в ограниченной доле случаев, и предложила типологию санкционных ограничений — торговых, финансовых, технологических (Hufbauer, Schott, Elliott, Oegg, 2007). Нойенкирх и Ноймайер, применив панельную регрессию с фиксированными эффектами к данным 167 стран за 1976–2012 гг., количественно оценили негативное влияние санкций ООН на темпы роста ВВП страны-объекта (Neuenkirch, Neumeier, 2015), а систематизация санкционных режимов в рамках Global Sanctions Data Base создала эмпирическую основу для последующего различения типов санкционного воздействия, включая специфически применённую к России (Felbermayr, Kirilakha, Syropoulos, Yalcin, Yotov, 2020; Yalcin, Felbermayr, Kariem, Kirilakha, Kwon, Syropoulos, Yotov, 2025). Используемые в данном направлении методы обеспечивают высокую степень причинной обоснованности выводов, однако единица анализа — страна — исключает возможность наблюдения неоднородности реакции отдельных фирм.</w:t>
+        <w:t xml:space="preserve">Первое направление — исследования санкций на макроэкономическом уровне (Hufbauer, Schott, Elliott, Oegg, 2007; Neuenkirch, Neumeier, 2015; Felbermayr, Kirilakha, Syropoulos, Yalcin, Yotov, 2020; Yalcin, Felbermayr, Kariem, Kirilakha, Kwon, Syropoulos, Yotov, 2025) — устанавливает типологию санкций и их агрегированный макроэкономический эффект, но по своей единице анализа (страна) не позволяет наблюдать неоднородность реакции отдельных фирм.</w:t>
       </w:r>
     </w:p>
     <w:p>
@@ -156,7 +171,7 @@
           <w:sz w:val="28"/>
           <w:szCs w:val="28"/>
         </w:rPr>
-        <w:t xml:space="preserve">Второе направление — firm-level исследования санкционного воздействия — развивается особенно интенсивно применительно к российскому кейсу последнего десятилетия. Крозе и Хинц применили метод синтетического контроля к оценке торговых последствий санкций и контрсанкций 2014 г. (Crozet, Hinz, 2020); Ан и Людема показали неоднородность экономического эффекта в зависимости от типа применённых к фирме санкций (Ahn, Ludema, 2020); Беседеш, Гольдбах и Нитч установили, что финансовые санкции распространяются на нефинансовые фирмы через контрагентские связи (Besedeš, Goldbach, Nitsch, 2021). Применительно к режиму 2022 г. панельный анализ влияния санкций на финансовую результативность российских фирм провели Хюинь, Хоанг и Онгена (Huynh, Hoang, Ongena, 2022); авторский индекс санкционного давления и его влияние на кредитоспособность 58 российских нефинансовых компаний построили Добрынина и Гришунин (Dobrynina, Grishunin, 2025); более широкую выборку использовали Ли и Кумо (Lee, Kumo, 2025). Использованные методы — панельная регрессия, синтетический контроль, авторские индексы санкционного давления — образуют наиболее близкий по форме к задачам настоящего исследования методологический прецедент, однако их зависимой переменной неизменно выступают финансовые показатели, а не структурная конфигурация бизнес-модели.</w:t>
+        <w:t xml:space="preserve">Второе направление — firm-level исследования санкционного воздействия (Ahn, Ludema, 2020; Crozet, Hinz, 2020; Besedeš, Goldbach, Nitsch, 2021; Huynh, Hoang, Ongena, 2022; Dobrynina, Grishunin, 2025; Lee, Kumo, 2025) — образует наиболее близкий по форме методологический прецедент, используя панельные данные и авторские индексы санкционного давления, однако неизменно берёт в качестве зависимой переменной финансовые показатели, а не структурную конфигурацию бизнес-модели.</w:t>
       </w:r>
     </w:p>
     <w:p>
@@ -171,7 +186,7 @@
           <w:sz w:val="28"/>
           <w:szCs w:val="28"/>
         </w:rPr>
-        <w:t xml:space="preserve">Третье направление составляют исследования адаптации компаний к внешним шокам, качественно фиксирующие неоднородность реакции фирм. Систематизация адаптационных стратегий российских компаний к санкциям 2022 г. — переориентации поставок, замещения технологий, изменения структуры собственности — на основе экспертного и кейсового материала выполнена Кузык и Симачевым (Kuzyk, Simachev, 2023); опрос 1211 владельцев малого бизнеса показал, что выбор адаптационной стратегии существенно зависит от субъективных ожиданий относительно возобновления партнёрств с Европой (Kazun, Libman, Yakovlev, 2025); сравнительное кейс-исследование стратегий семейных и несемейных фирм на основе интервью с руководителями зафиксировало различие механизмов резильентности в зависимости от структуры собственности (Kozachenko, Ryshtein, Bodolica, Shirokova, 2026); интервью с китайскими предпринимателями, работающими в России, показали, каким образом динамические способности реконфигурируют ресурсную базу иностранных фирм в условиях санкционного контекста (Chen, Ermolaeva, Panibratov, 2025). Данное направление содержательно наиболее близко к предмету настоящего исследования, однако остаётся методом описательной систематизации либо кейс-анализа, не переходя к панельной эконометрической модели с причинной идентификацией на статистически значимой выборке.</w:t>
+        <w:t xml:space="preserve">Третье направление — исследования адаптации компаний к внешним шокам (Kuzyk, Simachev, 2023; Kazun, Libman, Yakovlev, 2025; Kozachenko, Ryshtein, Bodolica, Shirokova, 2026; Chen, Ermolaeva, Panibratov, 2025) — содержательно наиболее близко к предмету настоящего исследования, но остаётся методом описательной систематизации либо кейс-анализа, не переходя к панельной эконометрической модели с причинной идентификацией.</w:t>
       </w:r>
     </w:p>
     <w:p>
@@ -186,7 +201,7 @@
           <w:sz w:val="28"/>
           <w:szCs w:val="28"/>
         </w:rPr>
-        <w:t xml:space="preserve">Четвёртое направление — теория динамических способностей — обеспечивает основную теоретическую рамку исследования. Тис, Пизано и Шуен определили динамические способности как способность фирмы интегрировать, выстраивать и реконфигурировать компетенции в ответ на изменение среды через микрооснóвы sensing, seizing и transforming (Teece, Pisano, Shuen, 1997; Teece, 2007), а растущий массив количественных приложений подтверждает операционализируемость теории применительно к кризисным условиям (Dejardin, Raposo, Ferreira, Fernandes, Veiga, Farinha, 2022; Sahebalzamani, Jørgensen, Bertella, Nilsen, 2022). Применительно к бизнес-модели специфически санкционного контекста подобная количественная операционализация, однако, распространена ограниченно: кейс-исследование иранских предпринимателей показало трансформацию бизнес-моделей под влиянием санкционного разрушения рынка через логику фругальной инновации (Peñarroya-Farell, Miralles, 2022 — применительно к пандемийному шоку; а также опубликованное в 2026 г. в журнале Asian Business &amp; Management исследование бизнес-модельной трансформации иранских предпринимателей применительно непосредственно к санкционному контексту), но остаётся качественным по методу.</w:t>
+        <w:t xml:space="preserve">Четвёртое направление — теория динамических способностей (Teece, Pisano, Shuen, 1997; Teece, 2007; Dejardin, Raposo, Ferreira, Fernandes, Veiga, Farinha, 2022; Sahebalzamani, Jørgensen, Bertella, Nilsen, 2022) — обеспечивает основную теоретическую рамку исследования; её количественная операционализация применительно именно к санкционному, а не общекризисному контексту распространена ограниченно.</w:t>
       </w:r>
     </w:p>
     <w:p>
@@ -201,7 +216,7 @@
           <w:sz w:val="28"/>
           <w:szCs w:val="28"/>
         </w:rPr>
-        <w:t xml:space="preserve">Пятое направление образуют исследования бизнес-модели как теоретического и измерительного конструкта. Остервальдер и Пинье операционализировали бизнес-модель через девять структурных блоков (Osterwalder, Pigneur, 2010); Зотт, Амит и Масса обосновали её системный характер (Zott, Amit, Massa, 2011); Касадесус-Масанель и Рикарт связали бизнес-модель с реализованной, а не декларируемой стратегией (Casadesus-Masanell, Ricart, 2010); систематический обзор 150 публикаций подтвердил зрелость, но и понятийную неоднородность поля (Foss, Saebi, 2017). Клаусс разработал и валидировал количественную трёхуровневую шкалу измерения инновации бизнес-модели на выборках из 126 и 232 фирм (Clauss, 2017), доказав принципиальную возможность строгой операционализации, однако его шкала построена на опросных данных менеджмента, а не на вторичной публичной отчётности, что делает её неприменимой к панельному анализу без дополнительной адаптации.</w:t>
+        <w:t xml:space="preserve">Пятое направление — исследования бизнес-модели как теоретического и измерительного конструкта (Osterwalder, Pigneur, 2010; Zott, Amit, Massa, 2011; Casadesus-Masanell, Ricart, 2010; Foss, Saebi, 2017; Clauss, 2017) — демонстрирует зрелость понятийного аппарата и отдельные примеры строгой количественной операционализации, однако построенные на опросных, а не вторичных данных, что ограничивает их применимость к панельному анализу.</w:t>
       </w:r>
     </w:p>
     <w:p>
@@ -216,7 +231,7 @@
           <w:sz w:val="28"/>
           <w:szCs w:val="28"/>
         </w:rPr>
-        <w:t xml:space="preserve">Шестое направление — эконометрические методы оценки внешних шоков — обеспечивает зрелый технический инструментарий: панельная регрессия с фиксированными эффектами, метод разности разностей, событийный анализ, метод синтетического контроля и его современные модификации, пороговая регрессия, модели бинарного выбора. Полный обзор данного инструментария и обоснование его применимости к задачам настоящего исследования приведены ниже (раздел «Методы исследования»). Существенно уже на данном этапе, что зрелость эконометрического аппарата сама по себе не устраняет дефицит предшествующих направлений: методы причинного вывода требуют на входе корректно операционализированных зависимой и объясняющей переменных, которые ни одно из содержательных направлений (второе, третье, пятое) не поставляет в готовом, адаптированном к задаче измерения бизнес-модельной трансформации виде.</w:t>
+        <w:t xml:space="preserve">Шестое направление — эконометрические методы оценки внешних шоков (панельная регрессия с фиксированными эффектами, метод разности разностей, событийный анализ, синтетический контроль, пороговая регрессия, модели бинарного выбора) — обеспечивает зрелый технический инструментарий; полный обзор приведён ниже (раздел «Методы исследования») и в первой главе диссертации. Зрелость данного инструментария не устраняет дефицит предшествующих направлений, поскольку методы причинного вывода требуют на входе корректно операционализированных переменных, которые ни одно из содержательных направлений не поставляет в готовом виде.</w:t>
       </w:r>
     </w:p>
     <w:p>
@@ -231,7 +246,7 @@
           <w:sz w:val="28"/>
           <w:szCs w:val="28"/>
         </w:rPr>
-        <w:t xml:space="preserve">Седьмое направление — исследования российских IT-компаний в условиях санкционного давления — представлено ограниченным кругом работ, из которых наиболее релевантна систематизация Кузык и Симачева (Kuzyk, Simachev, 2023), не использующая, однако, панельные данные фирменного уровня, эконометрическую причинную идентификацию и специфический фокус на IT-отрасли.</w:t>
+        <w:t xml:space="preserve">Седьмое направление — исследования российских IT-компаний в условиях санкционного давления (Kuzyk, Simachev, 2023) — представлено ограниченным кругом работ, не использующих панельные данные фирменного уровня, эконометрическую причинную идентификацию и специфический фокус на IT-отрасли.</w:t>
       </w:r>
     </w:p>
     <w:p>
@@ -1784,6 +1799,21 @@
     </w:p>
     <w:p>
       <w:pPr>
+        <w:spacing w:after="160" w:before="0" w:line="360" w:lineRule="auto"/>
+        <w:ind w:firstLine="709"/>
+        <w:jc w:val="both"/>
+      </w:pPr>
+      <w:r>
+        <w:rPr>
+          <w:rFonts w:ascii="Times New Roman" w:cs="Times New Roman" w:eastAsia="Times New Roman" w:hAnsi="Times New Roman"/>
+          <w:sz w:val="28"/>
+          <w:szCs w:val="28"/>
+        </w:rPr>
+        <w:t xml:space="preserve">Систематический обзор семи направлений, подкреплённый специальной дополнительной проверкой на предмет существования работ, непосредственно совпадающих по предмету с настоящим исследованием (запросы вида «sanctions exposure index business model transformation», «sanctions + DiD + business model», «Russian IT sanctions econometrics»), не выявил исследований, тождественных по замыслу разрабатываемой методике. Вместе с тем данная проверка выявила несколько опубликованных в 2025–2026 гг. работ, содержательно близких к отдельным аспектам темы, честное признание и разграничение с которыми необходимо для корректной постановки научной проблемы. Исследование Чена, Ермолаевой и Панибратова о динамических способностях китайских компаний в санкционной России (Chen, Ermolaeva, Panibratov, 2025) и исследование Козаченко с соавторами о резильентности семейных и несемейных фирм (Kozachenko, Ryshtein, Bodolica, Shirokova, 2026) подтверждают продуктивность теоретической рамки динамических способностей применительно к российскому санкционному контексту, однако оба построены на интервью и кейс-анализе, не используют панельные данные и не операционализируют трансформацию бизнес-модели количественно. Исследование трансформации бизнес-моделей иранских предпринимателей через логику фругальной инновации, опубликованное в 2026 г. в журнале Asian Business &amp; Management, подтверждает продуктивность самой категории «трансформация бизнес-модели» применительно к санкционному контексту, но выполнено на качественном материале малых предпринимательских фирм Ирана, а не на панели публичных IT-компаний России. Ни одна из выявленных работ не сочетает предсанкционную операционализацию интенсивности экспозиции, составной количественный индекс трансформации бизнес-модели и причинную идентификацию на панельных данных — сочетание, образующее предмет разработки настоящей диссертации.</w:t>
+      </w:r>
+    </w:p>
+    <w:p>
+      <w:pPr>
         <w:spacing w:after="120" w:before="240"/>
         <w:jc w:val="left"/>
       </w:pPr>
@@ -1793,828 +1823,7 @@
           <w:sz w:val="28"/>
           <w:szCs w:val="28"/>
         </w:rPr>
-        <w:t xml:space="preserve">Таблица 2 — Подходы к определению бизнес-модели</w:t>
-      </w:r>
-    </w:p>
-    <w:tbl>
-      <w:tblPr>
-        <w:tblW w:type="dxa" w:w="9355"/>
-        <w:tblBorders>
-          <w:top w:val="single" w:color="000000" w:sz="4"/>
-          <w:left w:val="single" w:color="000000" w:sz="4"/>
-          <w:bottom w:val="single" w:color="000000" w:sz="4"/>
-          <w:right w:val="single" w:color="000000" w:sz="4"/>
-          <w:insideH w:val="single" w:color="000000" w:sz="2"/>
-          <w:insideV w:val="single" w:color="000000" w:sz="2"/>
-        </w:tblBorders>
-      </w:tblPr>
-      <w:tblGrid>
-        <w:gridCol w:w="1497"/>
-        <w:gridCol w:w="3181"/>
-        <w:gridCol w:w="2807"/>
-        <w:gridCol w:w="1871"/>
-      </w:tblGrid>
-      <w:tr>
-        <w:trPr>
-          <w:tblHeader/>
-        </w:trPr>
-        <w:tc>
-          <w:tcPr>
-            <w:tcW w:type="dxa" w:w="1497"/>
-            <w:shd w:fill="D9D9D9" w:val="clear"/>
-            <w:tcMar>
-              <w:top w:type="dxa" w:w="60"/>
-              <w:left w:type="dxa" w:w="100"/>
-              <w:bottom w:type="dxa" w:w="60"/>
-              <w:right w:type="dxa" w:w="100"/>
-            </w:tcMar>
-            <w:vAlign w:val="center"/>
-          </w:tcPr>
-          <w:p>
-            <w:pPr>
-              <w:spacing w:after="0" w:line="276" w:lineRule="auto"/>
-              <w:jc w:val="center"/>
-            </w:pPr>
-            <w:r>
-              <w:rPr>
-                <w:rFonts w:ascii="Times New Roman" w:cs="Times New Roman" w:eastAsia="Times New Roman" w:hAnsi="Times New Roman"/>
-                <w:b/>
-                <w:bCs/>
-                <w:sz w:val="24"/>
-                <w:szCs w:val="24"/>
-              </w:rPr>
-              <w:t xml:space="preserve">Автор</w:t>
-            </w:r>
-          </w:p>
-        </w:tc>
-        <w:tc>
-          <w:tcPr>
-            <w:tcW w:type="dxa" w:w="3181"/>
-            <w:shd w:fill="D9D9D9" w:val="clear"/>
-            <w:tcMar>
-              <w:top w:type="dxa" w:w="60"/>
-              <w:left w:type="dxa" w:w="100"/>
-              <w:bottom w:type="dxa" w:w="60"/>
-              <w:right w:type="dxa" w:w="100"/>
-            </w:tcMar>
-            <w:vAlign w:val="center"/>
-          </w:tcPr>
-          <w:p>
-            <w:pPr>
-              <w:spacing w:after="0" w:line="276" w:lineRule="auto"/>
-              <w:jc w:val="center"/>
-            </w:pPr>
-            <w:r>
-              <w:rPr>
-                <w:rFonts w:ascii="Times New Roman" w:cs="Times New Roman" w:eastAsia="Times New Roman" w:hAnsi="Times New Roman"/>
-                <w:b/>
-                <w:bCs/>
-                <w:sz w:val="24"/>
-                <w:szCs w:val="24"/>
-              </w:rPr>
-              <w:t xml:space="preserve">Подход</w:t>
-            </w:r>
-          </w:p>
-        </w:tc>
-        <w:tc>
-          <w:tcPr>
-            <w:tcW w:type="dxa" w:w="2807"/>
-            <w:shd w:fill="D9D9D9" w:val="clear"/>
-            <w:tcMar>
-              <w:top w:type="dxa" w:w="60"/>
-              <w:left w:type="dxa" w:w="100"/>
-              <w:bottom w:type="dxa" w:w="60"/>
-              <w:right w:type="dxa" w:w="100"/>
-            </w:tcMar>
-            <w:vAlign w:val="center"/>
-          </w:tcPr>
-          <w:p>
-            <w:pPr>
-              <w:spacing w:after="0" w:line="276" w:lineRule="auto"/>
-              <w:jc w:val="center"/>
-            </w:pPr>
-            <w:r>
-              <w:rPr>
-                <w:rFonts w:ascii="Times New Roman" w:cs="Times New Roman" w:eastAsia="Times New Roman" w:hAnsi="Times New Roman"/>
-                <w:b/>
-                <w:bCs/>
-                <w:sz w:val="24"/>
-                <w:szCs w:val="24"/>
-              </w:rPr>
-              <w:t xml:space="preserve">Основной акцент</w:t>
-            </w:r>
-          </w:p>
-        </w:tc>
-        <w:tc>
-          <w:tcPr>
-            <w:tcW w:type="dxa" w:w="1871"/>
-            <w:shd w:fill="D9D9D9" w:val="clear"/>
-            <w:tcMar>
-              <w:top w:type="dxa" w:w="60"/>
-              <w:left w:type="dxa" w:w="100"/>
-              <w:bottom w:type="dxa" w:w="60"/>
-              <w:right w:type="dxa" w:w="100"/>
-            </w:tcMar>
-            <w:vAlign w:val="center"/>
-          </w:tcPr>
-          <w:p>
-            <w:pPr>
-              <w:spacing w:after="0" w:line="276" w:lineRule="auto"/>
-              <w:jc w:val="center"/>
-            </w:pPr>
-            <w:r>
-              <w:rPr>
-                <w:rFonts w:ascii="Times New Roman" w:cs="Times New Roman" w:eastAsia="Times New Roman" w:hAnsi="Times New Roman"/>
-                <w:b/>
-                <w:bCs/>
-                <w:sz w:val="24"/>
-                <w:szCs w:val="24"/>
-              </w:rPr>
-              <w:t xml:space="preserve">Возможность количественной оценки трансформации</w:t>
-            </w:r>
-          </w:p>
-        </w:tc>
-      </w:tr>
-      <w:tr>
-        <w:tc>
-          <w:tcPr>
-            <w:tcW w:type="dxa" w:w="1497"/>
-            <w:tcMar>
-              <w:top w:type="dxa" w:w="60"/>
-              <w:left w:type="dxa" w:w="100"/>
-              <w:bottom w:type="dxa" w:w="60"/>
-              <w:right w:type="dxa" w:w="100"/>
-            </w:tcMar>
-            <w:vAlign w:val="center"/>
-          </w:tcPr>
-          <w:p>
-            <w:pPr>
-              <w:spacing w:after="0" w:line="276" w:lineRule="auto"/>
-              <w:jc w:val="left"/>
-            </w:pPr>
-            <w:r>
-              <w:rPr>
-                <w:rFonts w:ascii="Times New Roman" w:cs="Times New Roman" w:eastAsia="Times New Roman" w:hAnsi="Times New Roman"/>
-                <w:sz w:val="24"/>
-                <w:szCs w:val="24"/>
-              </w:rPr>
-              <w:t xml:space="preserve">Osterwalder, Pigneur (2010)</w:t>
-            </w:r>
-          </w:p>
-        </w:tc>
-        <w:tc>
-          <w:tcPr>
-            <w:tcW w:type="dxa" w:w="3181"/>
-            <w:tcMar>
-              <w:top w:type="dxa" w:w="60"/>
-              <w:left w:type="dxa" w:w="100"/>
-              <w:bottom w:type="dxa" w:w="60"/>
-              <w:right w:type="dxa" w:w="100"/>
-            </w:tcMar>
-            <w:vAlign w:val="center"/>
-          </w:tcPr>
-          <w:p>
-            <w:pPr>
-              <w:spacing w:after="0" w:line="276" w:lineRule="auto"/>
-              <w:jc w:val="left"/>
-            </w:pPr>
-            <w:r>
-              <w:rPr>
-                <w:rFonts w:ascii="Times New Roman" w:cs="Times New Roman" w:eastAsia="Times New Roman" w:hAnsi="Times New Roman"/>
-                <w:sz w:val="24"/>
-                <w:szCs w:val="24"/>
-              </w:rPr>
-              <w:t xml:space="preserve">Логика создания, доставки и присвоения ценности; девять структурных блоков</w:t>
-            </w:r>
-          </w:p>
-        </w:tc>
-        <w:tc>
-          <w:tcPr>
-            <w:tcW w:type="dxa" w:w="2807"/>
-            <w:tcMar>
-              <w:top w:type="dxa" w:w="60"/>
-              <w:left w:type="dxa" w:w="100"/>
-              <w:bottom w:type="dxa" w:w="60"/>
-              <w:right w:type="dxa" w:w="100"/>
-            </w:tcMar>
-            <w:vAlign w:val="center"/>
-          </w:tcPr>
-          <w:p>
-            <w:pPr>
-              <w:spacing w:after="0" w:line="276" w:lineRule="auto"/>
-              <w:jc w:val="left"/>
-            </w:pPr>
-            <w:r>
-              <w:rPr>
-                <w:rFonts w:ascii="Times New Roman" w:cs="Times New Roman" w:eastAsia="Times New Roman" w:hAnsi="Times New Roman"/>
-                <w:sz w:val="24"/>
-                <w:szCs w:val="24"/>
-              </w:rPr>
-              <w:t xml:space="preserve">Операциональная декомпозиция</w:t>
-            </w:r>
-          </w:p>
-        </w:tc>
-        <w:tc>
-          <w:tcPr>
-            <w:tcW w:type="dxa" w:w="1871"/>
-            <w:tcMar>
-              <w:top w:type="dxa" w:w="60"/>
-              <w:left w:type="dxa" w:w="100"/>
-              <w:bottom w:type="dxa" w:w="60"/>
-              <w:right w:type="dxa" w:w="100"/>
-            </w:tcMar>
-            <w:vAlign w:val="center"/>
-          </w:tcPr>
-          <w:p>
-            <w:pPr>
-              <w:spacing w:after="0" w:line="276" w:lineRule="auto"/>
-              <w:jc w:val="left"/>
-            </w:pPr>
-            <w:r>
-              <w:rPr>
-                <w:rFonts w:ascii="Times New Roman" w:cs="Times New Roman" w:eastAsia="Times New Roman" w:hAnsi="Times New Roman"/>
-                <w:sz w:val="24"/>
-                <w:szCs w:val="24"/>
-              </w:rPr>
-              <w:t xml:space="preserve">Высокая — каждый блок наблюдаем самостоятельно</w:t>
-            </w:r>
-          </w:p>
-        </w:tc>
-      </w:tr>
-      <w:tr>
-        <w:tc>
-          <w:tcPr>
-            <w:tcW w:type="dxa" w:w="1497"/>
-            <w:tcMar>
-              <w:top w:type="dxa" w:w="60"/>
-              <w:left w:type="dxa" w:w="100"/>
-              <w:bottom w:type="dxa" w:w="60"/>
-              <w:right w:type="dxa" w:w="100"/>
-            </w:tcMar>
-            <w:vAlign w:val="center"/>
-          </w:tcPr>
-          <w:p>
-            <w:pPr>
-              <w:spacing w:after="0" w:line="276" w:lineRule="auto"/>
-              <w:jc w:val="left"/>
-            </w:pPr>
-            <w:r>
-              <w:rPr>
-                <w:rFonts w:ascii="Times New Roman" w:cs="Times New Roman" w:eastAsia="Times New Roman" w:hAnsi="Times New Roman"/>
-                <w:sz w:val="24"/>
-                <w:szCs w:val="24"/>
-              </w:rPr>
-              <w:t xml:space="preserve">Zott, Amit, Massa (2011)</w:t>
-            </w:r>
-          </w:p>
-        </w:tc>
-        <w:tc>
-          <w:tcPr>
-            <w:tcW w:type="dxa" w:w="3181"/>
-            <w:tcMar>
-              <w:top w:type="dxa" w:w="60"/>
-              <w:left w:type="dxa" w:w="100"/>
-              <w:bottom w:type="dxa" w:w="60"/>
-              <w:right w:type="dxa" w:w="100"/>
-            </w:tcMar>
-            <w:vAlign w:val="center"/>
-          </w:tcPr>
-          <w:p>
-            <w:pPr>
-              <w:spacing w:after="0" w:line="276" w:lineRule="auto"/>
-              <w:jc w:val="left"/>
-            </w:pPr>
-            <w:r>
-              <w:rPr>
-                <w:rFonts w:ascii="Times New Roman" w:cs="Times New Roman" w:eastAsia="Times New Roman" w:hAnsi="Times New Roman"/>
-                <w:sz w:val="24"/>
-                <w:szCs w:val="24"/>
-              </w:rPr>
-              <w:t xml:space="preserve">Система взаимозависимых видов деятельности, выходящая за границы фирмы</w:t>
-            </w:r>
-          </w:p>
-        </w:tc>
-        <w:tc>
-          <w:tcPr>
-            <w:tcW w:type="dxa" w:w="2807"/>
-            <w:tcMar>
-              <w:top w:type="dxa" w:w="60"/>
-              <w:left w:type="dxa" w:w="100"/>
-              <w:bottom w:type="dxa" w:w="60"/>
-              <w:right w:type="dxa" w:w="100"/>
-            </w:tcMar>
-            <w:vAlign w:val="center"/>
-          </w:tcPr>
-          <w:p>
-            <w:pPr>
-              <w:spacing w:after="0" w:line="276" w:lineRule="auto"/>
-              <w:jc w:val="left"/>
-            </w:pPr>
-            <w:r>
-              <w:rPr>
-                <w:rFonts w:ascii="Times New Roman" w:cs="Times New Roman" w:eastAsia="Times New Roman" w:hAnsi="Times New Roman"/>
-                <w:sz w:val="24"/>
-                <w:szCs w:val="24"/>
-              </w:rPr>
-              <w:t xml:space="preserve">Системность бизнес-модели</w:t>
-            </w:r>
-          </w:p>
-        </w:tc>
-        <w:tc>
-          <w:tcPr>
-            <w:tcW w:type="dxa" w:w="1871"/>
-            <w:tcMar>
-              <w:top w:type="dxa" w:w="60"/>
-              <w:left w:type="dxa" w:w="100"/>
-              <w:bottom w:type="dxa" w:w="60"/>
-              <w:right w:type="dxa" w:w="100"/>
-            </w:tcMar>
-            <w:vAlign w:val="center"/>
-          </w:tcPr>
-          <w:p>
-            <w:pPr>
-              <w:spacing w:after="0" w:line="276" w:lineRule="auto"/>
-              <w:jc w:val="left"/>
-            </w:pPr>
-            <w:r>
-              <w:rPr>
-                <w:rFonts w:ascii="Times New Roman" w:cs="Times New Roman" w:eastAsia="Times New Roman" w:hAnsi="Times New Roman"/>
-                <w:sz w:val="24"/>
-                <w:szCs w:val="24"/>
-              </w:rPr>
-              <w:t xml:space="preserve">Средняя — обосновывает составной индекс</w:t>
-            </w:r>
-          </w:p>
-        </w:tc>
-      </w:tr>
-      <w:tr>
-        <w:tc>
-          <w:tcPr>
-            <w:tcW w:type="dxa" w:w="1497"/>
-            <w:tcMar>
-              <w:top w:type="dxa" w:w="60"/>
-              <w:left w:type="dxa" w:w="100"/>
-              <w:bottom w:type="dxa" w:w="60"/>
-              <w:right w:type="dxa" w:w="100"/>
-            </w:tcMar>
-            <w:vAlign w:val="center"/>
-          </w:tcPr>
-          <w:p>
-            <w:pPr>
-              <w:spacing w:after="0" w:line="276" w:lineRule="auto"/>
-              <w:jc w:val="left"/>
-            </w:pPr>
-            <w:r>
-              <w:rPr>
-                <w:rFonts w:ascii="Times New Roman" w:cs="Times New Roman" w:eastAsia="Times New Roman" w:hAnsi="Times New Roman"/>
-                <w:sz w:val="24"/>
-                <w:szCs w:val="24"/>
-              </w:rPr>
-              <w:t xml:space="preserve">Casadesus-Masanell, Ricart (2010)</w:t>
-            </w:r>
-          </w:p>
-        </w:tc>
-        <w:tc>
-          <w:tcPr>
-            <w:tcW w:type="dxa" w:w="3181"/>
-            <w:tcMar>
-              <w:top w:type="dxa" w:w="60"/>
-              <w:left w:type="dxa" w:w="100"/>
-              <w:bottom w:type="dxa" w:w="60"/>
-              <w:right w:type="dxa" w:w="100"/>
-            </w:tcMar>
-            <w:vAlign w:val="center"/>
-          </w:tcPr>
-          <w:p>
-            <w:pPr>
-              <w:spacing w:after="0" w:line="276" w:lineRule="auto"/>
-              <w:jc w:val="left"/>
-            </w:pPr>
-            <w:r>
-              <w:rPr>
-                <w:rFonts w:ascii="Times New Roman" w:cs="Times New Roman" w:eastAsia="Times New Roman" w:hAnsi="Times New Roman"/>
-                <w:sz w:val="24"/>
-                <w:szCs w:val="24"/>
-              </w:rPr>
-              <w:t xml:space="preserve">Отражение реализованной, а не декларируемой стратегии</w:t>
-            </w:r>
-          </w:p>
-        </w:tc>
-        <w:tc>
-          <w:tcPr>
-            <w:tcW w:type="dxa" w:w="2807"/>
-            <w:tcMar>
-              <w:top w:type="dxa" w:w="60"/>
-              <w:left w:type="dxa" w:w="100"/>
-              <w:bottom w:type="dxa" w:w="60"/>
-              <w:right w:type="dxa" w:w="100"/>
-            </w:tcMar>
-            <w:vAlign w:val="center"/>
-          </w:tcPr>
-          <w:p>
-            <w:pPr>
-              <w:spacing w:after="0" w:line="276" w:lineRule="auto"/>
-              <w:jc w:val="left"/>
-            </w:pPr>
-            <w:r>
-              <w:rPr>
-                <w:rFonts w:ascii="Times New Roman" w:cs="Times New Roman" w:eastAsia="Times New Roman" w:hAnsi="Times New Roman"/>
-                <w:sz w:val="24"/>
-                <w:szCs w:val="24"/>
-              </w:rPr>
-              <w:t xml:space="preserve">Источник данных — отчётность</w:t>
-            </w:r>
-          </w:p>
-        </w:tc>
-        <w:tc>
-          <w:tcPr>
-            <w:tcW w:type="dxa" w:w="1871"/>
-            <w:tcMar>
-              <w:top w:type="dxa" w:w="60"/>
-              <w:left w:type="dxa" w:w="100"/>
-              <w:bottom w:type="dxa" w:w="60"/>
-              <w:right w:type="dxa" w:w="100"/>
-            </w:tcMar>
-            <w:vAlign w:val="center"/>
-          </w:tcPr>
-          <w:p>
-            <w:pPr>
-              <w:spacing w:after="0" w:line="276" w:lineRule="auto"/>
-              <w:jc w:val="left"/>
-            </w:pPr>
-            <w:r>
-              <w:rPr>
-                <w:rFonts w:ascii="Times New Roman" w:cs="Times New Roman" w:eastAsia="Times New Roman" w:hAnsi="Times New Roman"/>
-                <w:sz w:val="24"/>
-                <w:szCs w:val="24"/>
-              </w:rPr>
-              <w:t xml:space="preserve">Средняя — задаёт эмпирическую базу измерения</w:t>
-            </w:r>
-          </w:p>
-        </w:tc>
-      </w:tr>
-      <w:tr>
-        <w:tc>
-          <w:tcPr>
-            <w:tcW w:type="dxa" w:w="1497"/>
-            <w:tcMar>
-              <w:top w:type="dxa" w:w="60"/>
-              <w:left w:type="dxa" w:w="100"/>
-              <w:bottom w:type="dxa" w:w="60"/>
-              <w:right w:type="dxa" w:w="100"/>
-            </w:tcMar>
-            <w:vAlign w:val="center"/>
-          </w:tcPr>
-          <w:p>
-            <w:pPr>
-              <w:spacing w:after="0" w:line="276" w:lineRule="auto"/>
-              <w:jc w:val="left"/>
-            </w:pPr>
-            <w:r>
-              <w:rPr>
-                <w:rFonts w:ascii="Times New Roman" w:cs="Times New Roman" w:eastAsia="Times New Roman" w:hAnsi="Times New Roman"/>
-                <w:sz w:val="24"/>
-                <w:szCs w:val="24"/>
-              </w:rPr>
-              <w:t xml:space="preserve">Teece (2010)</w:t>
-            </w:r>
-          </w:p>
-        </w:tc>
-        <w:tc>
-          <w:tcPr>
-            <w:tcW w:type="dxa" w:w="3181"/>
-            <w:tcMar>
-              <w:top w:type="dxa" w:w="60"/>
-              <w:left w:type="dxa" w:w="100"/>
-              <w:bottom w:type="dxa" w:w="60"/>
-              <w:right w:type="dxa" w:w="100"/>
-            </w:tcMar>
-            <w:vAlign w:val="center"/>
-          </w:tcPr>
-          <w:p>
-            <w:pPr>
-              <w:spacing w:after="0" w:line="276" w:lineRule="auto"/>
-              <w:jc w:val="left"/>
-            </w:pPr>
-            <w:r>
-              <w:rPr>
-                <w:rFonts w:ascii="Times New Roman" w:cs="Times New Roman" w:eastAsia="Times New Roman" w:hAnsi="Times New Roman"/>
-                <w:sz w:val="24"/>
-                <w:szCs w:val="24"/>
-              </w:rPr>
-              <w:t xml:space="preserve">Логика ценностного предложения, связанная со способностью к пересмотру</w:t>
-            </w:r>
-          </w:p>
-        </w:tc>
-        <w:tc>
-          <w:tcPr>
-            <w:tcW w:type="dxa" w:w="2807"/>
-            <w:tcMar>
-              <w:top w:type="dxa" w:w="60"/>
-              <w:left w:type="dxa" w:w="100"/>
-              <w:bottom w:type="dxa" w:w="60"/>
-              <w:right w:type="dxa" w:w="100"/>
-            </w:tcMar>
-            <w:vAlign w:val="center"/>
-          </w:tcPr>
-          <w:p>
-            <w:pPr>
-              <w:spacing w:after="0" w:line="276" w:lineRule="auto"/>
-              <w:jc w:val="left"/>
-            </w:pPr>
-            <w:r>
-              <w:rPr>
-                <w:rFonts w:ascii="Times New Roman" w:cs="Times New Roman" w:eastAsia="Times New Roman" w:hAnsi="Times New Roman"/>
-                <w:sz w:val="24"/>
-                <w:szCs w:val="24"/>
-              </w:rPr>
-              <w:t xml:space="preserve">Динамическая природа БМ</w:t>
-            </w:r>
-          </w:p>
-        </w:tc>
-        <w:tc>
-          <w:tcPr>
-            <w:tcW w:type="dxa" w:w="1871"/>
-            <w:tcMar>
-              <w:top w:type="dxa" w:w="60"/>
-              <w:left w:type="dxa" w:w="100"/>
-              <w:bottom w:type="dxa" w:w="60"/>
-              <w:right w:type="dxa" w:w="100"/>
-            </w:tcMar>
-            <w:vAlign w:val="center"/>
-          </w:tcPr>
-          <w:p>
-            <w:pPr>
-              <w:spacing w:after="0" w:line="276" w:lineRule="auto"/>
-              <w:jc w:val="left"/>
-            </w:pPr>
-            <w:r>
-              <w:rPr>
-                <w:rFonts w:ascii="Times New Roman" w:cs="Times New Roman" w:eastAsia="Times New Roman" w:hAnsi="Times New Roman"/>
-                <w:sz w:val="24"/>
-                <w:szCs w:val="24"/>
-              </w:rPr>
-              <w:t xml:space="preserve">Средняя — акцент на изменяемости</w:t>
-            </w:r>
-          </w:p>
-        </w:tc>
-      </w:tr>
-      <w:tr>
-        <w:tc>
-          <w:tcPr>
-            <w:tcW w:type="dxa" w:w="1497"/>
-            <w:tcMar>
-              <w:top w:type="dxa" w:w="60"/>
-              <w:left w:type="dxa" w:w="100"/>
-              <w:bottom w:type="dxa" w:w="60"/>
-              <w:right w:type="dxa" w:w="100"/>
-            </w:tcMar>
-            <w:vAlign w:val="center"/>
-          </w:tcPr>
-          <w:p>
-            <w:pPr>
-              <w:spacing w:after="0" w:line="276" w:lineRule="auto"/>
-              <w:jc w:val="left"/>
-            </w:pPr>
-            <w:r>
-              <w:rPr>
-                <w:rFonts w:ascii="Times New Roman" w:cs="Times New Roman" w:eastAsia="Times New Roman" w:hAnsi="Times New Roman"/>
-                <w:sz w:val="24"/>
-                <w:szCs w:val="24"/>
-              </w:rPr>
-              <w:t xml:space="preserve">Foss, Saebi (2017)</w:t>
-            </w:r>
-          </w:p>
-        </w:tc>
-        <w:tc>
-          <w:tcPr>
-            <w:tcW w:type="dxa" w:w="3181"/>
-            <w:tcMar>
-              <w:top w:type="dxa" w:w="60"/>
-              <w:left w:type="dxa" w:w="100"/>
-              <w:bottom w:type="dxa" w:w="60"/>
-              <w:right w:type="dxa" w:w="100"/>
-            </w:tcMar>
-            <w:vAlign w:val="center"/>
-          </w:tcPr>
-          <w:p>
-            <w:pPr>
-              <w:spacing w:after="0" w:line="276" w:lineRule="auto"/>
-              <w:jc w:val="left"/>
-            </w:pPr>
-            <w:r>
-              <w:rPr>
-                <w:rFonts w:ascii="Times New Roman" w:cs="Times New Roman" w:eastAsia="Times New Roman" w:hAnsi="Times New Roman"/>
-                <w:sz w:val="24"/>
-                <w:szCs w:val="24"/>
-              </w:rPr>
-              <w:t xml:space="preserve">Систематизация 150 работ 2000–2015 гг.</w:t>
-            </w:r>
-          </w:p>
-        </w:tc>
-        <w:tc>
-          <w:tcPr>
-            <w:tcW w:type="dxa" w:w="2807"/>
-            <w:tcMar>
-              <w:top w:type="dxa" w:w="60"/>
-              <w:left w:type="dxa" w:w="100"/>
-              <w:bottom w:type="dxa" w:w="60"/>
-              <w:right w:type="dxa" w:w="100"/>
-            </w:tcMar>
-            <w:vAlign w:val="center"/>
-          </w:tcPr>
-          <w:p>
-            <w:pPr>
-              <w:spacing w:after="0" w:line="276" w:lineRule="auto"/>
-              <w:jc w:val="left"/>
-            </w:pPr>
-            <w:r>
-              <w:rPr>
-                <w:rFonts w:ascii="Times New Roman" w:cs="Times New Roman" w:eastAsia="Times New Roman" w:hAnsi="Times New Roman"/>
-                <w:sz w:val="24"/>
-                <w:szCs w:val="24"/>
-              </w:rPr>
-              <w:t xml:space="preserve">Понятийная неоднородность поля</w:t>
-            </w:r>
-          </w:p>
-        </w:tc>
-        <w:tc>
-          <w:tcPr>
-            <w:tcW w:type="dxa" w:w="1871"/>
-            <w:tcMar>
-              <w:top w:type="dxa" w:w="60"/>
-              <w:left w:type="dxa" w:w="100"/>
-              <w:bottom w:type="dxa" w:w="60"/>
-              <w:right w:type="dxa" w:w="100"/>
-            </w:tcMar>
-            <w:vAlign w:val="center"/>
-          </w:tcPr>
-          <w:p>
-            <w:pPr>
-              <w:spacing w:after="0" w:line="276" w:lineRule="auto"/>
-              <w:jc w:val="left"/>
-            </w:pPr>
-            <w:r>
-              <w:rPr>
-                <w:rFonts w:ascii="Times New Roman" w:cs="Times New Roman" w:eastAsia="Times New Roman" w:hAnsi="Times New Roman"/>
-                <w:sz w:val="24"/>
-                <w:szCs w:val="24"/>
-              </w:rPr>
-              <w:t xml:space="preserve">Не применимо (обзорная работа)</w:t>
-            </w:r>
-          </w:p>
-        </w:tc>
-      </w:tr>
-      <w:tr>
-        <w:tc>
-          <w:tcPr>
-            <w:tcW w:type="dxa" w:w="1497"/>
-            <w:tcMar>
-              <w:top w:type="dxa" w:w="60"/>
-              <w:left w:type="dxa" w:w="100"/>
-              <w:bottom w:type="dxa" w:w="60"/>
-              <w:right w:type="dxa" w:w="100"/>
-            </w:tcMar>
-            <w:vAlign w:val="center"/>
-          </w:tcPr>
-          <w:p>
-            <w:pPr>
-              <w:spacing w:after="0" w:line="276" w:lineRule="auto"/>
-              <w:jc w:val="left"/>
-            </w:pPr>
-            <w:r>
-              <w:rPr>
-                <w:rFonts w:ascii="Times New Roman" w:cs="Times New Roman" w:eastAsia="Times New Roman" w:hAnsi="Times New Roman"/>
-                <w:sz w:val="24"/>
-                <w:szCs w:val="24"/>
-              </w:rPr>
-              <w:t xml:space="preserve">Clauss (2017)</w:t>
-            </w:r>
-          </w:p>
-        </w:tc>
-        <w:tc>
-          <w:tcPr>
-            <w:tcW w:type="dxa" w:w="3181"/>
-            <w:tcMar>
-              <w:top w:type="dxa" w:w="60"/>
-              <w:left w:type="dxa" w:w="100"/>
-              <w:bottom w:type="dxa" w:w="60"/>
-              <w:right w:type="dxa" w:w="100"/>
-            </w:tcMar>
-            <w:vAlign w:val="center"/>
-          </w:tcPr>
-          <w:p>
-            <w:pPr>
-              <w:spacing w:after="0" w:line="276" w:lineRule="auto"/>
-              <w:jc w:val="left"/>
-            </w:pPr>
-            <w:r>
-              <w:rPr>
-                <w:rFonts w:ascii="Times New Roman" w:cs="Times New Roman" w:eastAsia="Times New Roman" w:hAnsi="Times New Roman"/>
-                <w:sz w:val="24"/>
-                <w:szCs w:val="24"/>
-              </w:rPr>
-              <w:t xml:space="preserve">Валидированная трёхуровневая шкала инновации БМ</w:t>
-            </w:r>
-          </w:p>
-        </w:tc>
-        <w:tc>
-          <w:tcPr>
-            <w:tcW w:type="dxa" w:w="2807"/>
-            <w:tcMar>
-              <w:top w:type="dxa" w:w="60"/>
-              <w:left w:type="dxa" w:w="100"/>
-              <w:bottom w:type="dxa" w:w="60"/>
-              <w:right w:type="dxa" w:w="100"/>
-            </w:tcMar>
-            <w:vAlign w:val="center"/>
-          </w:tcPr>
-          <w:p>
-            <w:pPr>
-              <w:spacing w:after="0" w:line="276" w:lineRule="auto"/>
-              <w:jc w:val="left"/>
-            </w:pPr>
-            <w:r>
-              <w:rPr>
-                <w:rFonts w:ascii="Times New Roman" w:cs="Times New Roman" w:eastAsia="Times New Roman" w:hAnsi="Times New Roman"/>
-                <w:sz w:val="24"/>
-                <w:szCs w:val="24"/>
-              </w:rPr>
-              <w:t xml:space="preserve">Строгая количественная операционализация</w:t>
-            </w:r>
-          </w:p>
-        </w:tc>
-        <w:tc>
-          <w:tcPr>
-            <w:tcW w:type="dxa" w:w="1871"/>
-            <w:tcMar>
-              <w:top w:type="dxa" w:w="60"/>
-              <w:left w:type="dxa" w:w="100"/>
-              <w:bottom w:type="dxa" w:w="60"/>
-              <w:right w:type="dxa" w:w="100"/>
-            </w:tcMar>
-            <w:vAlign w:val="center"/>
-          </w:tcPr>
-          <w:p>
-            <w:pPr>
-              <w:spacing w:after="0" w:line="276" w:lineRule="auto"/>
-              <w:jc w:val="left"/>
-            </w:pPr>
-            <w:r>
-              <w:rPr>
-                <w:rFonts w:ascii="Times New Roman" w:cs="Times New Roman" w:eastAsia="Times New Roman" w:hAnsi="Times New Roman"/>
-                <w:sz w:val="24"/>
-                <w:szCs w:val="24"/>
-              </w:rPr>
-              <w:t xml:space="preserve">Высокая в опросном формате; требует адаптации к вторичным данным</w:t>
-            </w:r>
-          </w:p>
-        </w:tc>
-      </w:tr>
-    </w:tbl>
-    <w:p>
-      <w:pPr>
-        <w:spacing w:after="240" w:before="80"/>
-        <w:jc w:val="left"/>
-      </w:pPr>
-      <w:r>
-        <w:rPr>
-          <w:rFonts w:ascii="Times New Roman" w:cs="Times New Roman" w:eastAsia="Times New Roman" w:hAnsi="Times New Roman"/>
-          <w:i/>
-          <w:iCs/>
-          <w:sz w:val="24"/>
-          <w:szCs w:val="24"/>
-        </w:rPr>
-        <w:t xml:space="preserve">Источник: составлено автором.</w:t>
-      </w:r>
-    </w:p>
-    <w:p>
-      <w:pPr>
-        <w:spacing w:after="160" w:before="0" w:line="360" w:lineRule="auto"/>
-        <w:ind w:firstLine="709"/>
-        <w:jc w:val="both"/>
-      </w:pPr>
-      <w:r>
-        <w:rPr>
-          <w:rFonts w:ascii="Times New Roman" w:cs="Times New Roman" w:eastAsia="Times New Roman" w:hAnsi="Times New Roman"/>
-          <w:sz w:val="28"/>
-          <w:szCs w:val="28"/>
-        </w:rPr>
-        <w:t xml:space="preserve">Систематический обзор семи направлений, подкреплённый специальной дополнительной проверкой на предмет существования работ, непосредственно совпадающих по предмету с настоящим исследованием (запросы вида «sanctions exposure index business model transformation», «sanctions + DiD + business model», «Russian IT sanctions econometrics»), не выявил исследований, тождественных по замыслу разрабатываемой методике. Вместе с тем данная проверка выявила несколько опубликованных в 2025–2026 гг. работ, содержательно близких к отдельным аспектам темы, честное признание и разграничение с которыми необходимо для корректной постановки научной проблемы. Исследование Чена, Ермолаевой и Панибратова о динамических способностях китайских компаний в санкционной России (Chen, Ermolaeva, Panibratov, 2025) и исследование Козаченко с соавторами о резильентности семейных и несемейных фирм (Kozachenko, Ryshtein, Bodolica, Shirokova, 2026) подтверждают продуктивность теоретической рамки динамических способностей применительно к российскому санкционному контексту, однако оба построены на интервью и кейс-анализе, не используют панельные данные и не операционализируют трансформацию бизнес-модели количественно. Исследование трансформации бизнес-моделей иранских предпринимателей через логику фругальной инновации, опубликованное в 2026 г. в журнале Asian Business &amp; Management, подтверждает продуктивность самой категории «трансформация бизнес-модели» применительно к санкционному контексту, но выполнено на качественном материале малых предпринимательских фирм Ирана, а не на панели публичных IT-компаний России. Ни одна из выявленных работ не сочетает предсанкционную операционализацию интенсивности экспозиции, составной количественный индекс трансформации бизнес-модели и причинную идентификацию на панельных данных — сочетание, образующее предмет разработки настоящей диссертации.</w:t>
-      </w:r>
-    </w:p>
-    <w:p>
-      <w:pPr>
-        <w:spacing w:after="120" w:before="240"/>
-        <w:jc w:val="left"/>
-      </w:pPr>
-      <w:r>
-        <w:rPr>
-          <w:rFonts w:ascii="Times New Roman" w:cs="Times New Roman" w:eastAsia="Times New Roman" w:hAnsi="Times New Roman"/>
-          <w:sz w:val="28"/>
-          <w:szCs w:val="28"/>
-        </w:rPr>
-        <w:t xml:space="preserve">Таблица 3 — Выявленные научно-методологические дефициты и направления разработки</w:t>
+        <w:t xml:space="preserve">Таблица 2 — Выявленные научно-методологические дефициты и направления разработки</w:t>
       </w:r>
     </w:p>
     <w:tbl>
@@ -3375,7 +2584,7 @@
           <w:sz w:val="28"/>
           <w:szCs w:val="28"/>
         </w:rPr>
-        <w:t xml:space="preserve"> Достижение поставленной цели предполагает последовательное решение следующих задач: во-первых, исследовать теоретические подходы к пониманию санкционного воздействия на компании на макроэкономическом, отраслевом и фирменном уровнях анализа и установить, в какой мере они пригодны для оценки трансформации бизнес-модели отдельной фирмы; во-вторых, систематизировать теоретические подходы к адаптации компаний к внешним шокам и обосновать выбор теоретической рамки, объясняющей переход от внешнего воздействия к структурному изменению бизнес-модели; в-третьих, критически проанализировать подходы к пониманию и операционализации бизнес-модели как объекта количественного измерения; в-четвёртых, обосновать специфику IT-отрасли как объекта исследования санкционной трансформации бизнес-моделей и специфику российского контекста 2022 года; в-пятых, систематизировать существующий методический инструментарий измерения санкционного воздействия и трансформации бизнес-моделей и выявить его ограничения применительно к поставленной задаче; в-шестых, сформулировать требования, которым должна соответствовать разрабатываемая методика; в-седьмых, разработать индекс санкционной экспозиции компании и индекс трансформации бизнес-модели как инструменты операционализации ключевых конструктов методики; в-восьмых, обосновать и сформировать эконометрическую модель причинной оценки эффекта санкционной экспозиции на трансформацию бизнес-модели, включая процедуру проверки устойчивости результатов; в-девятых, разработать алгоритм практического применения методики; в-десятых, провести апробацию разработанной методики на панельных данных российских IT-компаний. Первые шесть задач решаются в первой главе настоящей работы, седьмая — девятая задачи — в третьей главе, десятая задача — в четвёртой, эмпирической главе диссертации.</w:t>
+        <w:t xml:space="preserve"> Достижение поставленной цели предполагает последовательное решение следующих задач: во-первых, исследовать теоретические подходы к пониманию санкционного воздействия на компании на макроэкономическом, отраслевом и фирменном уровнях анализа и установить, в какой мере они пригодны для оценки трансформации бизнес-модели отдельной фирмы; во-вторых, систематизировать теоретические подходы к адаптации компаний к внешним шокам и обосновать выбор теоретической рамки, объясняющей переход от внешнего воздействия к структурному изменению бизнес-модели; в-третьих, критически проанализировать подходы к пониманию и операционализации бизнес-модели как объекта количественного измерения; в-четвёртых, обосновать специфику IT-отрасли как объекта исследования санкционной трансформации бизнес-моделей и специфику российского контекста 2022 года; в-пятых, систематизировать существующий методический инструментарий измерения санкционного воздействия и трансформации бизнес-моделей и выявить его ограничения применительно к поставленной задаче; в-шестых, сформулировать требования, которым должна соответствовать разрабатываемая методика; в-седьмых, разработать индекс санкционной экспозиции компании и индекс трансформации бизнес-модели как инструменты операционализации ключевых конструктов методики; в-восьмых, обосновать и сформировать эконометрическую модель причинной оценки эффекта санкционной экспозиции на трансформацию бизнес-модели, включая процедуру проверки устойчивости результатов; в-девятых, разработать алгоритм практического применения методики; в-десятых, провести апробацию разработанной методики на панельных данных российских IT-компаний. Первые шесть задач решаются в первой главе настоящей работы, седьмая — девятая задачи — во второй главе, десятая задача — в третьей, эмпирической главе диссертации.</w:t>
       </w:r>
     </w:p>
     <w:p>
@@ -3450,7 +2659,7 @@
           <w:sz w:val="28"/>
           <w:szCs w:val="28"/>
         </w:rPr>
-        <w:t xml:space="preserve"> Для решения поставленных задач используется система методов, различающихся по функциональному статусу в общей архитектуре разрабатываемой методики. Основную группу образуют методы причинного эконометрического анализа панельных данных: регрессия с фиксированными эффектами, используемая в качестве базовой спецификации связи между санкционной экспозицией и трансформацией бизнес-модели; метод разности разностей в непрерывном и бинарном вариантах, обеспечивающий причинную идентификацию эффекта относительно контрольной группы; событийный анализ, применяемый для проверки предпосылки параллельных трендов и оценки динамики эффекта во времени; пороговая регрессия, используемая для проверки гипотезы о нелинейном, пороговом характере зависимости; метод синтетического разности-разностей, применяемый для проверки устойчивости базовых оценок к альтернативной идентификационной стратегии. Вспомогательную, диагностическую группу образуют методы, обеспечивающие построение переменных и проверку предпосылок основных моделей: метод главных компонент, используемый для свёртки первичных индикаторов в композитные индексы; контент-анализ публичной отчётности, используемый для классификации наблюдаемых изменений по структурным блокам бизнес-модели; стандартные диагностические тесты панельных данных — тест Хаусмана, тесты на мультиколлинеарность, стационарность и автокорреляцию, кластеризованные стандартные ошибки; логит- и пробит-модели, используемые в качестве робастность-проверки при альтернативной, бинарной операционализации трансформации бизнес-модели. Подробное обоснование выбора каждого метода и его применимости к задачам настоящего исследования составляет самостоятельный раздел третьей главы диссертации; ниже (табл. 4) приведён сводный обзор рассмотренных методов и их статуса в разрабатываемой методике.</w:t>
+        <w:t xml:space="preserve"> Для решения поставленных задач используется система методов, различающихся по функциональному статусу в общей архитектуре разрабатываемой методики. Основную группу образуют методы причинного эконометрического анализа панельных данных: регрессия с фиксированными эффектами, используемая в качестве базовой спецификации связи между санкционной экспозицией и трансформацией бизнес-модели; метод разности разностей в непрерывном и бинарном вариантах, обеспечивающий причинную идентификацию эффекта относительно контрольной группы; событийный анализ, применяемый для проверки предпосылки параллельных трендов и оценки динамики эффекта во времени; пороговая регрессия, используемая для проверки гипотезы о нелинейном, пороговом характере зависимости; метод синтетического разности-разностей, применяемый для проверки устойчивости базовых оценок к альтернативной идентификационной стратегии. Вспомогательную, диагностическую группу образуют методы, обеспечивающие построение переменных и проверку предпосылок основных моделей: метод главных компонент, используемый для свёртки первичных индикаторов в композитные индексы; контент-анализ публичной отчётности, используемый для классификации наблюдаемых изменений по структурным блокам бизнес-модели; стандартные диагностические тесты панельных данных — тест Хаусмана, тесты на мультиколлинеарность, стационарность и автокорреляцию, кластеризованные стандартные ошибки; логит- и пробит-модели, используемые в качестве робастность-проверки при альтернативной, бинарной операционализации трансформации бизнес-модели. Подробное обоснование выбора каждого метода и его применимости к задачам настоящего исследования составляет самостоятельный раздел второй главы диссертации; ниже (табл. 3) приведён сводный обзор рассмотренных методов и их статуса в разрабатываемой методике.</w:t>
       </w:r>
     </w:p>
     <w:p>
@@ -3464,7 +2673,7 @@
           <w:sz w:val="28"/>
           <w:szCs w:val="28"/>
         </w:rPr>
-        <w:t xml:space="preserve">Таблица 4 — Методы исследования и их статус в разрабатываемой методике</w:t>
+        <w:t xml:space="preserve">Таблица 3 — Методы исследования и их статус в разрабатываемой методике</w:t>
       </w:r>
     </w:p>
     <w:tbl>
@@ -4427,7 +3636,7 @@
           <w:sz w:val="28"/>
           <w:szCs w:val="28"/>
         </w:rPr>
-        <w:t xml:space="preserve"> Информационную базу исследования образуют несколько групп источников. Первую группу составляют документы, определяющие санкционные режимы в отношении Российской Федерации, — решения и нормативные акты Европейского союза, США, Великобритании и иных юрисдикций, систематизированные в агрегированных базах данных санкционных ограничений (Castellum.AI, 2026; Global Sanctions Data Base — Felbermayr, Kirilakha, Syropoulos, Yalcin, Yotov, 2020; Yalcin, Felbermayr, Kariem, Kirilakha, Kwon, Syropoulos, Yotov, 2025), используемые для построения индекса санкционной экспозиции компании. Вторую группу составляет публичная финансовая и нефинансовая отчётность российских IT-компаний — годовые отчёты, отчётность по РСБУ и МСФО, раскрываемая информация о структуре выручки, партнёрствах и продуктовом портфеле, — используемая для построения индекса трансформации бизнес-модели и контрольных переменных. Третью группу составляют специализированные корпоративные базы данных, обеспечивающие панельную структуру наблюдений на уровне отдельных компаний. Четвёртую группу составляют научные публикации, обзор которых представлен в настоящем введении и в первой главе диссертации. Конкретный состав выборки, период наблюдения и источники данных по каждой переменной определяются и обосновываются в третьей и четвёртой главах диссертации по мере перехода от разработки методики к её эмпирической апробации.</w:t>
+        <w:t xml:space="preserve"> Информационную базу исследования образуют несколько групп источников. Первую группу составляют документы, определяющие санкционные режимы в отношении Российской Федерации, — решения и нормативные акты Европейского союза, США, Великобритании и иных юрисдикций, систематизированные в агрегированных базах данных санкционных ограничений (Castellum.AI, 2026; Global Sanctions Data Base — Felbermayr, Kirilakha, Syropoulos, Yalcin, Yotov, 2020; Yalcin, Felbermayr, Kariem, Kirilakha, Kwon, Syropoulos, Yotov, 2025), используемые для построения индекса санкционной экспозиции компании. Вторую группу составляет публичная финансовая и нефинансовая отчётность российских IT-компаний — годовые отчёты, отчётность по РСБУ и МСФО, раскрываемая информация о структуре выручки, партнёрствах и продуктовом портфеле, — используемая для построения индекса трансформации бизнес-модели и контрольных переменных. Третью группу составляют специализированные корпоративные базы данных, обеспечивающие панельную структуру наблюдений на уровне отдельных компаний. Четвёртую группу составляют научные публикации, обзор которых представлен в настоящем введении и в первой главе диссертации. Конкретный состав выборки, период наблюдения и источники данных по каждой переменной определяются и обосновываются во второй и третьей главах диссертации по мере перехода от разработки методики к её эмпирической апробации.</w:t>
       </w:r>
     </w:p>
     <w:p>
@@ -4704,7 +3913,7 @@
           <w:sz w:val="24"/>
           <w:szCs w:val="24"/>
         </w:rPr>
-        <w:t xml:space="preserve">Castellum.AI. Consolidated Russia Sanctions Data Dashboard [Электронный ресурс]. URL: https://www.castellum.ai/russia-sanctions-dashboard (дата обращения: 03.09.2026).</w:t>
+        <w:t xml:space="preserve">Castellum.AI. Consolidated Russia Sanctions Data Dashboard [Электронный ресурс]. URL: https://www.castellum.ai/russia-sanctions-dashboard (дата обращения: 04.09.2026).</w:t>
       </w:r>
     </w:p>
     <w:p>
